--- a/docs/Awfarlak_SRS_v1.0.docx
+++ b/docs/Awfarlak_SRS_v1.0.docx
@@ -42,7 +42,7 @@
           <w:sz w:val="40"/>
           <w:szCs w:val="40"/>
         </w:rPr>
-        <w:t>Awfarlak / PriceTracker</w:t>
+        <w:t>Awfarlak</w:t>
       </w:r>
     </w:p>
     <w:p>
@@ -69,7 +69,7 @@
           <w:sz w:val="24"/>
           <w:szCs w:val="24"/>
         </w:rPr>
-        <w:t>Version 1.0</w:t>
+        <w:t>Version 1.1</w:t>
       </w:r>
     </w:p>
     <w:p>
@@ -95,7 +95,7 @@
           <w:sz w:val="24"/>
           <w:szCs w:val="24"/>
         </w:rPr>
-        <w:t>May 2, 2026</w:t>
+        <w:t>May 3, 2026</w:t>
       </w:r>
     </w:p>
     <w:p>
@@ -285,6 +285,60 @@
           </w:p>
         </w:tc>
       </w:tr>
+      <w:tr>
+        <w:tc>
+          <w:tcPr>
+            <w:tcW w:w="2200" w:type="dxa"/>
+          </w:tcPr>
+          <w:p>
+            <w:pPr>
+              <w:spacing w:after="60"/>
+            </w:pPr>
+            <w:r>
+              <w:t>Naous</w:t>
+            </w:r>
+          </w:p>
+        </w:tc>
+        <w:tc>
+          <w:tcPr>
+            <w:tcW w:w="1800" w:type="dxa"/>
+          </w:tcPr>
+          <w:p>
+            <w:pPr>
+              <w:spacing w:after="60"/>
+            </w:pPr>
+            <w:r>
+              <w:t>May 3, 2026</w:t>
+            </w:r>
+          </w:p>
+        </w:tc>
+        <w:tc>
+          <w:tcPr>
+            <w:tcW w:w="4200" w:type="dxa"/>
+          </w:tcPr>
+          <w:p>
+            <w:pPr>
+              <w:spacing w:after="60"/>
+            </w:pPr>
+            <w:r>
+              <w:t>Updated to match the current Awfarlak backend/frontend implementation, 12-source registry, authenticated source endpoints, trending searches, environment-based secrets, and current UI behavior.</w:t>
+            </w:r>
+          </w:p>
+        </w:tc>
+        <w:tc>
+          <w:tcPr>
+            <w:tcW w:w="1200" w:type="dxa"/>
+          </w:tcPr>
+          <w:p>
+            <w:pPr>
+              <w:spacing w:after="60"/>
+            </w:pPr>
+            <w:r>
+              <w:t>1.1</w:t>
+            </w:r>
+          </w:p>
+        </w:tc>
+      </w:tr>
     </w:tbl>
     <w:p>
       <w:pPr>
@@ -548,7 +602,7 @@
         <w:spacing w:after="120"/>
       </w:pPr>
       <w:r>
-        <w:t>This Software Requirements Specification defines the required external behavior, major constraints, interfaces, data expectations, and use cases for Awfarlak / PriceTracker. The document is intended for the project evaluator, instructor, development team, testers, and future maintainers. It explains what the system shall do from the user's perspective while also giving enough technical detail to verify that the React frontend and Django backend satisfy the senior project goals.</w:t>
+        <w:t>This Software Requirements Specification defines the required external behavior, major constraints, interfaces, data expectations, and use cases for Awfarlak. The document is intended for the project evaluator, instructor, development team, testers, and future maintainers. It explains what the system shall do from the user's perspective while also giving enough technical detail to verify that the React frontend and Django backend satisfy the senior project goals.</w:t>
       </w:r>
     </w:p>
     <w:p>
@@ -576,7 +630,7 @@
         <w:spacing w:after="120"/>
       </w:pPr>
       <w:r>
-        <w:t>Awfarlak / PriceTracker is a web-based product comparison system for shoppers in Lebanon. The system lets authenticated users search once for a product and compare estimated delivered prices, delivery times, and trust-related signals across supported Lebanese and international e-commerce stores. The project includes a React/Vite frontend, a Django REST backend, PostgreSQL persistence, Redis/Celery infrastructure, store-specific scraping adapters, Google OAuth login support, and Google Gemini product-intent filtering.</w:t>
+        <w:t>Awfarlak is a web-based product comparison system for shoppers in Lebanon. The system lets authenticated users search once for a product and compare estimated delivered prices, delivery times, and trust-related signals across the supported store sources registered in the backend. The project includes a React/Vite frontend, a Django REST backend, PostgreSQL persistence, Redis/Celery infrastructure, store-specific scraping adapters, Google OAuth login support, and Google Gemini product-intent filtering.</w:t>
       </w:r>
     </w:p>
     <w:p>
@@ -731,7 +785,7 @@
               <w:spacing w:after="60"/>
             </w:pPr>
             <w:r>
-              <w:t>The project name for the price comparison platform. The current frontend brand text also uses PriceTracker.</w:t>
+              <w:t>The project name and frontend brand for the Lebanese price comparison platform.</w:t>
             </w:r>
           </w:p>
         </w:tc>
@@ -1096,6 +1150,34 @@
             </w:pPr>
             <w:r>
               <w:t>A manually assigned quality or trust signal for each source, measured from 0.0 to 5.0 and used in the scoring formula.</w:t>
+            </w:r>
+          </w:p>
+        </w:tc>
+      </w:tr>
+      <w:tr>
+        <w:tc>
+          <w:tcPr>
+            <w:tcW w:w="2200" w:type="dxa"/>
+          </w:tcPr>
+          <w:p>
+            <w:pPr>
+              <w:spacing w:after="60"/>
+            </w:pPr>
+            <w:r>
+              <w:t>Trending Search</w:t>
+            </w:r>
+          </w:p>
+        </w:tc>
+        <w:tc>
+          <w:tcPr>
+            <w:tcW w:w="6800" w:type="dxa"/>
+          </w:tcPr>
+          <w:p>
+            <w:pPr>
+              <w:spacing w:after="60"/>
+            </w:pPr>
+            <w:r>
+              <w:t>A normalized comparison query that appears among the top searched queries in saved comparison history.</w:t>
             </w:r>
           </w:p>
         </w:tc>
@@ -1366,7 +1448,7 @@
               <w:spacing w:after="60"/>
             </w:pPr>
             <w:r>
-              <w:t>Frontend integration notes: API client, token handling, Vite proxy, and expected endpoints</w:t>
+              <w:t>Frontend README and implementation: API client, token handling, Vite proxy, routes, and services</w:t>
             </w:r>
           </w:p>
         </w:tc>
@@ -1379,7 +1461,7 @@
               <w:spacing w:after="60"/>
             </w:pPr>
             <w:r>
-              <w:t>awfarlak-react\BACKEND_INTEGRATION.md</w:t>
+              <w:t>awfarlak-react\README.md and awfarlak-react\src</w:t>
             </w:r>
           </w:p>
         </w:tc>
@@ -1586,7 +1668,7 @@
         <w:spacing w:after="120"/>
       </w:pPr>
       <w:r>
-        <w:t>Awfarlak / PriceTracker is a stand-alone comparison platform that interfaces with external store websites and APIs. The product's frontend runs in the user's browser, while the backend coordinates authentication, comparison execution, source adapters, AI filtering, scoring, and persistence. The product does not own or modify store inventory. It acts as a shopping assistant that gathers public product information, normalizes it, and presents ranked recommendations.</w:t>
+        <w:t>Awfarlak is a stand-alone comparison platform that interfaces with external store websites and APIs. The product's frontend runs in the user's browser, while the backend coordinates authentication, comparison execution, source adapters, AI filtering, scoring, and persistence. The product does not own or modify store inventory. It acts as a shopping assistant that gathers public product information, normalizes it, and presents ranked recommendations.</w:t>
       </w:r>
     </w:p>
     <w:p>
@@ -1706,7 +1788,7 @@
           <w:szCs w:val="18"/>
           <w:rFonts w:ascii="Courier New" w:hAnsi="Courier New" w:cs="Courier New"/>
         </w:rPr>
-        <w:t xml:space="preserve">  |-- ProductService -&gt; /api/comparisons/compare</w:t>
+        <w:t xml:space="preserve">  |-- ProductService -&gt; /api/comparisons/compare and /api/comparisons/trending</w:t>
       </w:r>
     </w:p>
     <w:p>
@@ -1722,7 +1804,7 @@
           <w:szCs w:val="18"/>
           <w:rFonts w:ascii="Courier New" w:hAnsi="Courier New" w:cs="Courier New"/>
         </w:rPr>
-        <w:t xml:space="preserve">  |-- HistoryService -&gt; /api/comparisons/history</w:t>
+        <w:t xml:space="preserve">  |-- HistoryService -&gt; /api/comparisons/history and saved-search details</w:t>
       </w:r>
     </w:p>
     <w:p>
@@ -1866,7 +1948,7 @@
           <w:szCs w:val="18"/>
           <w:rFonts w:ascii="Courier New" w:hAnsi="Courier New" w:cs="Courier New"/>
         </w:rPr>
-        <w:t xml:space="preserve">  |-- ZoodMall, Phonefinity, DSLR Zone, Ishtari, Beytech</w:t>
+        <w:t xml:space="preserve">  |-- ZoodMall, Phonefinity, DSLR Zone, Ishtari, Beytech, Ezone LB</w:t>
       </w:r>
     </w:p>
     <w:p>
@@ -2262,6 +2344,34 @@
             </w:pPr>
             <w:r>
               <w:t>Authenticated searches can be saved, listed, reopened, and cleared.</w:t>
+            </w:r>
+          </w:p>
+        </w:tc>
+      </w:tr>
+      <w:tr>
+        <w:tc>
+          <w:tcPr>
+            <w:tcW w:w="2800" w:type="dxa"/>
+          </w:tcPr>
+          <w:p>
+            <w:pPr>
+              <w:spacing w:after="60"/>
+            </w:pPr>
+            <w:r>
+              <w:t>Trending searches</w:t>
+            </w:r>
+          </w:p>
+        </w:tc>
+        <w:tc>
+          <w:tcPr>
+            <w:tcW w:w="6200" w:type="dxa"/>
+          </w:tcPr>
+          <w:p>
+            <w:pPr>
+              <w:spacing w:after="60"/>
+            </w:pPr>
+            <w:r>
+              <w:t>The dashboard lists the three most-used normalized comparison queries without exposing search counts.</w:t>
             </w:r>
           </w:p>
         </w:tc>
@@ -2680,7 +2790,7 @@
         <w:spacing w:after="80"/>
       </w:pPr>
       <w:r>
-        <w:t>- The current backend settings are development oriented. DEBUG, secret values, allowed hosts, and hard-coded fallback credentials must be replaced by secure environment configuration before production deployment.</w:t>
+        <w:t>- Deployment values such as DEBUG, DJANGO_SECRET_KEY, allowed hosts, API keys, OAuth client IDs, and database credentials must be supplied through environment variables.</w:t>
       </w:r>
     </w:p>
     <w:p>
@@ -2698,7 +2808,7 @@
         <w:spacing w:after="80"/>
       </w:pPr>
       <w:r>
-        <w:t>- The comparison endpoint accepts a location parameter. If the frontend does not provide one, the backend uses outside Beirut as the default delivery location.</w:t>
+        <w:t>- The frontend sends the user's saved inside/outside Beirut location with comparison requests; if a backend request omits location, the backend default remains outside Beirut.</w:t>
       </w:r>
     </w:p>
     <w:p>
@@ -2725,7 +2835,7 @@
         <w:spacing w:after="80"/>
       </w:pPr>
       <w:r>
-        <w:t>- The frontend stores access and refresh tokens in localStorage. This is acceptable for the academic prototype but should be reviewed before production hardening.</w:t>
+        <w:t>- The frontend stores access and refresh tokens in localStorage. This works for the current implementation but should be reviewed during production security hardening.</w:t>
       </w:r>
     </w:p>
     <w:p>
@@ -4908,6 +5018,73 @@
               <w:spacing w:after="60"/>
             </w:pPr>
             <w:r>
+              <w:t>Trending searches</w:t>
+            </w:r>
+          </w:p>
+        </w:tc>
+        <w:tc>
+          <w:tcPr>
+            <w:tcW w:w="900" w:type="dxa"/>
+          </w:tcPr>
+          <w:p>
+            <w:pPr>
+              <w:spacing w:after="60"/>
+            </w:pPr>
+            <w:r>
+              <w:t>Medium</w:t>
+            </w:r>
+          </w:p>
+        </w:tc>
+        <w:tc>
+          <w:tcPr>
+            <w:tcW w:w="3500" w:type="dxa"/>
+          </w:tcPr>
+          <w:p>
+            <w:pPr>
+              <w:spacing w:after="60"/>
+            </w:pPr>
+            <w:r>
+              <w:t>The system shall list the top three most-used saved comparison queries as trending searches.</w:t>
+            </w:r>
+          </w:p>
+        </w:tc>
+        <w:tc>
+          <w:tcPr>
+            <w:tcW w:w="2850" w:type="dxa"/>
+          </w:tcPr>
+          <w:p>
+            <w:pPr>
+              <w:spacing w:after="60"/>
+            </w:pPr>
+            <w:r>
+              <w:t>GET /api/comparisons/trending returns at most three normalized queries, counts upper/lower case together, trims whitespace, and does not expose search counts.</w:t>
+            </w:r>
+          </w:p>
+        </w:tc>
+      </w:tr>
+      <w:tr>
+        <w:tc>
+          <w:tcPr>
+            <w:tcW w:w="850" w:type="dxa"/>
+          </w:tcPr>
+          <w:p>
+            <w:pPr>
+              <w:spacing w:after="60"/>
+            </w:pPr>
+            <w:r>
+              <w:t>FR-31</w:t>
+            </w:r>
+          </w:p>
+        </w:tc>
+        <w:tc>
+          <w:tcPr>
+            <w:tcW w:w="1900" w:type="dxa"/>
+          </w:tcPr>
+          <w:p>
+            <w:pPr>
+              <w:spacing w:after="60"/>
+            </w:pPr>
+            <w:r>
               <w:t>Single-source diagnostic endpoints</w:t>
             </w:r>
           </w:p>
@@ -4934,7 +5111,7 @@
               <w:spacing w:after="60"/>
             </w:pPr>
             <w:r>
-              <w:t>The backend shall expose source-specific search and product-details endpoints for testing adapters and detailed pricing.</w:t>
+              <w:t>The backend shall expose authenticated source-specific search and product-details endpoints for testing adapters and detailed pricing.</w:t>
             </w:r>
           </w:p>
         </w:tc>
@@ -4947,7 +5124,7 @@
               <w:spacing w:after="60"/>
             </w:pPr>
             <w:r>
-              <w:t>POST /api/search/&lt;source&gt;, /api/product-details/&lt;source&gt;, and /api/search-with-details/&lt;source&gt; return source-scoped results or meaningful errors.</w:t>
+              <w:t>Authenticated POST /api/search/&lt;source&gt;, /api/product-details/&lt;source&gt;, and /api/search-with-details/&lt;source&gt; return source-scoped results or meaningful errors.</w:t>
             </w:r>
           </w:p>
         </w:tc>
@@ -5430,7 +5607,7 @@
               <w:spacing w:after="60"/>
             </w:pPr>
             <w:r>
-              <w:t>ZoodMall web/mobile pages</w:t>
+              <w:t>https://www.zoodmall.com.lb</w:t>
             </w:r>
           </w:p>
         </w:tc>
@@ -5443,7 +5620,7 @@
               <w:spacing w:after="60"/>
             </w:pPr>
             <w:r>
-              <w:t>International source with fixed Lebanon shipping estimate; source rating 3.0; typical 5 delivery days; anti-bot behavior may affect availability.</w:t>
+              <w:t>ZoodMall web pages with Selenium support; fixed Lebanon shipping estimate; source rating 3.0; typical 5 delivery days; anti-bot behavior may affect availability.</w:t>
             </w:r>
           </w:p>
         </w:tc>
@@ -5660,6 +5837,60 @@
             </w:pPr>
             <w:r>
               <w:t>WooCommerce search parsing; source rating 4.5; typical 2 delivery days.</w:t>
+            </w:r>
+          </w:p>
+        </w:tc>
+      </w:tr>
+      <w:tr>
+        <w:tc>
+          <w:tcPr>
+            <w:tcW w:w="1500" w:type="dxa"/>
+          </w:tcPr>
+          <w:p>
+            <w:pPr>
+              <w:spacing w:after="60"/>
+            </w:pPr>
+            <w:r>
+              <w:t>ezonelb</w:t>
+            </w:r>
+          </w:p>
+        </w:tc>
+        <w:tc>
+          <w:tcPr>
+            <w:tcW w:w="1700" w:type="dxa"/>
+          </w:tcPr>
+          <w:p>
+            <w:pPr>
+              <w:spacing w:after="60"/>
+            </w:pPr>
+            <w:r>
+              <w:t>Ezone LB</w:t>
+            </w:r>
+          </w:p>
+        </w:tc>
+        <w:tc>
+          <w:tcPr>
+            <w:tcW w:w="2600" w:type="dxa"/>
+          </w:tcPr>
+          <w:p>
+            <w:pPr>
+              <w:spacing w:after="60"/>
+            </w:pPr>
+            <w:r>
+              <w:t>https://ezonelb.com</w:t>
+            </w:r>
+          </w:p>
+        </w:tc>
+        <w:tc>
+          <w:tcPr>
+            <w:tcW w:w="4200" w:type="dxa"/>
+          </w:tcPr>
+          <w:p>
+            <w:pPr>
+              <w:spacing w:after="60"/>
+            </w:pPr>
+            <w:r>
+              <w:t>WooCommerce Store API with HTML fallback; source rating 4.5; typical 2 delivery days.</w:t>
             </w:r>
           </w:p>
         </w:tc>
@@ -6360,6 +6591,60 @@
             </w:pPr>
             <w:r>
               <w:t>2-3 business days.</w:t>
+            </w:r>
+          </w:p>
+        </w:tc>
+      </w:tr>
+      <w:tr>
+        <w:tc>
+          <w:tcPr>
+            <w:tcW w:w="1800" w:type="dxa"/>
+          </w:tcPr>
+          <w:p>
+            <w:pPr>
+              <w:spacing w:after="60"/>
+            </w:pPr>
+            <w:r>
+              <w:t>Ezone LB</w:t>
+            </w:r>
+          </w:p>
+        </w:tc>
+        <w:tc>
+          <w:tcPr>
+            <w:tcW w:w="3000" w:type="dxa"/>
+          </w:tcPr>
+          <w:p>
+            <w:pPr>
+              <w:spacing w:after="60"/>
+            </w:pPr>
+            <w:r>
+              <w:t>Free inside Beirut; $3 outside Beirut</w:t>
+            </w:r>
+          </w:p>
+        </w:tc>
+        <w:tc>
+          <w:tcPr>
+            <w:tcW w:w="1800" w:type="dxa"/>
+          </w:tcPr>
+          <w:p>
+            <w:pPr>
+              <w:spacing w:after="60"/>
+            </w:pPr>
+            <w:r>
+              <w:t>0</w:t>
+            </w:r>
+          </w:p>
+        </w:tc>
+        <w:tc>
+          <w:tcPr>
+            <w:tcW w:w="3400" w:type="dxa"/>
+          </w:tcPr>
+          <w:p>
+            <w:pPr>
+              <w:spacing w:after="60"/>
+            </w:pPr>
+            <w:r>
+              <w:t>1 business day inside Beirut; 2-3 business days outside Beirut.</w:t>
             </w:r>
           </w:p>
         </w:tc>
@@ -8043,7 +8328,7 @@
               <w:spacing w:after="60"/>
             </w:pPr>
             <w:r>
-              <w:t>Username/password login, Google Sign-In button when configured, forgot-password visual link, error messages, password visibility toggle.</w:t>
+              <w:t>Username/password login, Google Sign-In button when configured, error messages, password visibility toggle, and auth-state synchronization after login.</w:t>
             </w:r>
           </w:p>
         </w:tc>
@@ -8125,7 +8410,7 @@
               <w:spacing w:after="60"/>
             </w:pPr>
             <w:r>
-              <w:t>Search bar, loading state, result cards, best deal card, top ranking cards, other options, recent searches, clear recent history action.</w:t>
+              <w:t>Search bar, loading state, result cards, best deal card, top ranking cards, other options, top-three trending searches, recent searches, and clear recent history action.</w:t>
             </w:r>
           </w:p>
         </w:tc>
@@ -9348,6 +9633,60 @@
               <w:spacing w:after="60"/>
             </w:pPr>
             <w:r>
+              <w:t>GET</w:t>
+            </w:r>
+          </w:p>
+        </w:tc>
+        <w:tc>
+          <w:tcPr>
+            <w:tcW w:w="2600" w:type="dxa"/>
+          </w:tcPr>
+          <w:p>
+            <w:pPr>
+              <w:spacing w:after="60"/>
+            </w:pPr>
+            <w:r>
+              <w:t>/api/comparisons/trending</w:t>
+            </w:r>
+          </w:p>
+        </w:tc>
+        <w:tc>
+          <w:tcPr>
+            <w:tcW w:w="1500" w:type="dxa"/>
+          </w:tcPr>
+          <w:p>
+            <w:pPr>
+              <w:spacing w:after="60"/>
+            </w:pPr>
+            <w:r>
+              <w:t>Authenticated</w:t>
+            </w:r>
+          </w:p>
+        </w:tc>
+        <w:tc>
+          <w:tcPr>
+            <w:tcW w:w="5000" w:type="dxa"/>
+          </w:tcPr>
+          <w:p>
+            <w:pPr>
+              <w:spacing w:after="60"/>
+            </w:pPr>
+            <w:r>
+              <w:t>Return the top three normalized saved comparison queries without search counts.</w:t>
+            </w:r>
+          </w:p>
+        </w:tc>
+      </w:tr>
+      <w:tr>
+        <w:tc>
+          <w:tcPr>
+            <w:tcW w:w="900" w:type="dxa"/>
+          </w:tcPr>
+          <w:p>
+            <w:pPr>
+              <w:spacing w:after="60"/>
+            </w:pPr>
+            <w:r>
               <w:t>DELETE</w:t>
             </w:r>
           </w:p>
@@ -9536,7 +9875,7 @@
               <w:spacing w:after="60"/>
             </w:pPr>
             <w:r>
-              <w:t>Public diagnostic</w:t>
+              <w:t>Authenticated diagnostic/internal</w:t>
             </w:r>
           </w:p>
         </w:tc>
@@ -9590,7 +9929,7 @@
               <w:spacing w:after="60"/>
             </w:pPr>
             <w:r>
-              <w:t>Public diagnostic</w:t>
+              <w:t>Authenticated diagnostic/internal</w:t>
             </w:r>
           </w:p>
         </w:tc>
@@ -9644,7 +9983,7 @@
               <w:spacing w:after="60"/>
             </w:pPr>
             <w:r>
-              <w:t>Public diagnostic</w:t>
+              <w:t>Authenticated diagnostic/internal</w:t>
             </w:r>
           </w:p>
         </w:tc>
@@ -10817,7 +11156,7 @@
               <w:spacing w:after="60"/>
             </w:pPr>
             <w:r>
-              <w:t>2. Frontend sends POST /api/comparisons/compare with the query.</w:t>
+              <w:t>2. Frontend sends POST /api/comparisons/compare with the query and the user's normalized saved delivery location.</w:t>
             </w:r>
           </w:p>
           <w:p>
@@ -10988,7 +11327,7 @@
         <w:rPr>
           <w:b/>
         </w:rPr>
-        <w:t>UC-05 Inspect and Open a Result</w:t>
+        <w:t>UC-05 Use Trending Searches</w:t>
       </w:r>
     </w:p>
     <w:tbl>
@@ -11095,7 +11434,7 @@
               <w:spacing w:after="60"/>
             </w:pPr>
             <w:r>
-              <w:t>A comparison response is displayed.</w:t>
+              <w:t>The shopper is signed in and at least one comparison search may exist in system history.</w:t>
             </w:r>
           </w:p>
         </w:tc>
@@ -11123,7 +11462,7 @@
               <w:spacing w:after="60"/>
             </w:pPr>
             <w:r>
-              <w:t>The shopper expands a result or clicks the store link.</w:t>
+              <w:t>The shopper opens the home dashboard or selects a trending search item.</w:t>
             </w:r>
           </w:p>
         </w:tc>
@@ -11151,31 +11490,39 @@
               <w:spacing w:after="60"/>
             </w:pPr>
             <w:r>
-              <w:t>1. Shopper selects View Details on a result card.</w:t>
-            </w:r>
-          </w:p>
-          <w:p>
-            <w:pPr>
-              <w:spacing w:after="60"/>
-            </w:pPr>
-            <w:r>
-              <w:t>2. Frontend reveals item price, shipping, delivery time, and score breakdown.</w:t>
-            </w:r>
-          </w:p>
-          <w:p>
-            <w:pPr>
-              <w:spacing w:after="60"/>
-            </w:pPr>
-            <w:r>
-              <w:t>3. Shopper selects Go to Store or View on Store.</w:t>
-            </w:r>
-          </w:p>
-          <w:p>
-            <w:pPr>
-              <w:spacing w:after="60"/>
-            </w:pPr>
-            <w:r>
-              <w:t>4. Browser opens the external product URL.</w:t>
+              <w:t>1. Frontend requests GET /api/comparisons/trending with a limit of 3.</w:t>
+            </w:r>
+          </w:p>
+          <w:p>
+            <w:pPr>
+              <w:spacing w:after="60"/>
+            </w:pPr>
+            <w:r>
+              <w:t>2. Backend normalizes saved query text by trimming whitespace and lowering case.</w:t>
+            </w:r>
+          </w:p>
+          <w:p>
+            <w:pPr>
+              <w:spacing w:after="60"/>
+            </w:pPr>
+            <w:r>
+              <w:t>3. Backend counts matching normalized queries, orders by count and most recent search time, and returns at most three query values.</w:t>
+            </w:r>
+          </w:p>
+          <w:p>
+            <w:pPr>
+              <w:spacing w:after="60"/>
+            </w:pPr>
+            <w:r>
+              <w:t>4. Frontend displays the returned queries without showing search counts.</w:t>
+            </w:r>
+          </w:p>
+          <w:p>
+            <w:pPr>
+              <w:spacing w:after="60"/>
+            </w:pPr>
+            <w:r>
+              <w:t>5. Shopper selects a trending query and the frontend runs a new comparison for that query.</w:t>
             </w:r>
           </w:p>
         </w:tc>
@@ -11203,15 +11550,15 @@
               <w:spacing w:after="60"/>
             </w:pPr>
             <w:r>
-              <w:t>- If no image URL exists, the frontend displays a product icon fallback.</w:t>
-            </w:r>
-          </w:p>
-          <w:p>
-            <w:pPr>
-              <w:spacing w:after="60"/>
-            </w:pPr>
-            <w:r>
-              <w:t>- If stock is unknown, the UI avoids claiming availability.</w:t>
+              <w:t>- If there are no saved searches, the frontend displays an empty trending-searches message.</w:t>
+            </w:r>
+          </w:p>
+          <w:p>
+            <w:pPr>
+              <w:spacing w:after="60"/>
+            </w:pPr>
+            <w:r>
+              <w:t>- If the request fails, the dashboard continues to work without trending suggestions.</w:t>
             </w:r>
           </w:p>
         </w:tc>
@@ -11239,7 +11586,7 @@
               <w:spacing w:after="60"/>
             </w:pPr>
             <w:r>
-              <w:t>The shopper can continue evaluation on the seller website.</w:t>
+              <w:t>The shopper can quickly launch a comparison based on common searches.</w:t>
             </w:r>
           </w:p>
         </w:tc>
@@ -11267,7 +11614,7 @@
               <w:spacing w:after="60"/>
             </w:pPr>
             <w:r>
-              <w:t>FR-22, FR-23, FR-24</w:t>
+              <w:t>FR-30</w:t>
             </w:r>
           </w:p>
         </w:tc>
@@ -11290,7 +11637,7 @@
         <w:rPr>
           <w:b/>
         </w:rPr>
-        <w:t>UC-06 View and Reopen Search History</w:t>
+        <w:t>UC-06 Inspect and Open a Result</w:t>
       </w:r>
     </w:p>
     <w:tbl>
@@ -11397,7 +11744,7 @@
               <w:spacing w:after="60"/>
             </w:pPr>
             <w:r>
-              <w:t>The shopper has performed at least one saved comparison.</w:t>
+              <w:t>A comparison response is displayed.</w:t>
             </w:r>
           </w:p>
         </w:tc>
@@ -11425,7 +11772,7 @@
               <w:spacing w:after="60"/>
             </w:pPr>
             <w:r>
-              <w:t>The shopper opens Search History or selects a recent search.</w:t>
+              <w:t>The shopper expands a result or clicks the store link.</w:t>
             </w:r>
           </w:p>
         </w:tc>
@@ -11453,39 +11800,31 @@
               <w:spacing w:after="60"/>
             </w:pPr>
             <w:r>
-              <w:t>1. Frontend requests GET /api/comparisons/history.</w:t>
-            </w:r>
-          </w:p>
-          <w:p>
-            <w:pPr>
-              <w:spacing w:after="60"/>
-            </w:pPr>
-            <w:r>
-              <w:t>2. Backend returns authorized saved searches.</w:t>
-            </w:r>
-          </w:p>
-          <w:p>
-            <w:pPr>
-              <w:spacing w:after="60"/>
-            </w:pPr>
-            <w:r>
-              <w:t>3. Frontend displays query, timestamp, and best price summary.</w:t>
-            </w:r>
-          </w:p>
-          <w:p>
-            <w:pPr>
-              <w:spacing w:after="60"/>
-            </w:pPr>
-            <w:r>
-              <w:t>4. Shopper selects one saved search.</w:t>
-            </w:r>
-          </w:p>
-          <w:p>
-            <w:pPr>
-              <w:spacing w:after="60"/>
-            </w:pPr>
-            <w:r>
-              <w:t>5. Frontend requests GET /api/comparisons/&lt;search_id&gt; and maps saved results back into the comparison display.</w:t>
+              <w:t>1. Shopper selects View Details on a result card.</w:t>
+            </w:r>
+          </w:p>
+          <w:p>
+            <w:pPr>
+              <w:spacing w:after="60"/>
+            </w:pPr>
+            <w:r>
+              <w:t>2. Frontend reveals item price, shipping, delivery time, and score breakdown.</w:t>
+            </w:r>
+          </w:p>
+          <w:p>
+            <w:pPr>
+              <w:spacing w:after="60"/>
+            </w:pPr>
+            <w:r>
+              <w:t>3. Shopper selects Go to Store or View on Store.</w:t>
+            </w:r>
+          </w:p>
+          <w:p>
+            <w:pPr>
+              <w:spacing w:after="60"/>
+            </w:pPr>
+            <w:r>
+              <w:t>4. Browser opens the external product URL.</w:t>
             </w:r>
           </w:p>
         </w:tc>
@@ -11513,15 +11852,15 @@
               <w:spacing w:after="60"/>
             </w:pPr>
             <w:r>
-              <w:t>- If history is empty, the frontend displays an empty state.</w:t>
-            </w:r>
-          </w:p>
-          <w:p>
-            <w:pPr>
-              <w:spacing w:after="60"/>
-            </w:pPr>
-            <w:r>
-              <w:t>- If the user is not authorized for a search ID, the backend returns HTTP 403.</w:t>
+              <w:t>- If no image URL exists, the frontend displays a product icon fallback.</w:t>
+            </w:r>
+          </w:p>
+          <w:p>
+            <w:pPr>
+              <w:spacing w:after="60"/>
+            </w:pPr>
+            <w:r>
+              <w:t>- If stock is unknown, the UI avoids claiming availability.</w:t>
             </w:r>
           </w:p>
         </w:tc>
@@ -11549,7 +11888,7 @@
               <w:spacing w:after="60"/>
             </w:pPr>
             <w:r>
-              <w:t>The shopper can review previous results without re-scraping external stores.</w:t>
+              <w:t>The shopper can continue evaluation on the seller website.</w:t>
             </w:r>
           </w:p>
         </w:tc>
@@ -11577,7 +11916,7 @@
               <w:spacing w:after="60"/>
             </w:pPr>
             <w:r>
-              <w:t>FR-26, FR-27, FR-29</w:t>
+              <w:t>FR-22, FR-23, FR-24</w:t>
             </w:r>
           </w:p>
         </w:tc>
@@ -11600,7 +11939,7 @@
         <w:rPr>
           <w:b/>
         </w:rPr>
-        <w:t>UC-07 Clear Search History</w:t>
+        <w:t>UC-07 View and Reopen Search History</w:t>
       </w:r>
     </w:p>
     <w:tbl>
@@ -11707,7 +12046,7 @@
               <w:spacing w:after="60"/>
             </w:pPr>
             <w:r>
-              <w:t>The shopper has saved comparison history.</w:t>
+              <w:t>The shopper has performed at least one saved comparison.</w:t>
             </w:r>
           </w:p>
         </w:tc>
@@ -11735,7 +12074,7 @@
               <w:spacing w:after="60"/>
             </w:pPr>
             <w:r>
-              <w:t>The shopper chooses Clear History and confirms.</w:t>
+              <w:t>The shopper opens Search History or selects a recent search.</w:t>
             </w:r>
           </w:p>
         </w:tc>
@@ -11763,39 +12102,39 @@
               <w:spacing w:after="60"/>
             </w:pPr>
             <w:r>
-              <w:t>1. Frontend shows a confirmation prompt.</w:t>
-            </w:r>
-          </w:p>
-          <w:p>
-            <w:pPr>
-              <w:spacing w:after="60"/>
-            </w:pPr>
-            <w:r>
-              <w:t>2. After confirmation, frontend calls DELETE /api/comparisons/history/clear.</w:t>
-            </w:r>
-          </w:p>
-          <w:p>
-            <w:pPr>
-              <w:spacing w:after="60"/>
-            </w:pPr>
-            <w:r>
-              <w:t>3. Backend authorizes the target user.</w:t>
-            </w:r>
-          </w:p>
-          <w:p>
-            <w:pPr>
-              <w:spacing w:after="60"/>
-            </w:pPr>
-            <w:r>
-              <w:t>4. Backend deletes the user's comparison searches and results.</w:t>
-            </w:r>
-          </w:p>
-          <w:p>
-            <w:pPr>
-              <w:spacing w:after="60"/>
-            </w:pPr>
-            <w:r>
-              <w:t>5. Frontend removes history from the current view.</w:t>
+              <w:t>1. Frontend requests GET /api/comparisons/history.</w:t>
+            </w:r>
+          </w:p>
+          <w:p>
+            <w:pPr>
+              <w:spacing w:after="60"/>
+            </w:pPr>
+            <w:r>
+              <w:t>2. Backend returns authorized saved searches.</w:t>
+            </w:r>
+          </w:p>
+          <w:p>
+            <w:pPr>
+              <w:spacing w:after="60"/>
+            </w:pPr>
+            <w:r>
+              <w:t>3. Frontend displays query, timestamp, and best price summary.</w:t>
+            </w:r>
+          </w:p>
+          <w:p>
+            <w:pPr>
+              <w:spacing w:after="60"/>
+            </w:pPr>
+            <w:r>
+              <w:t>4. Shopper selects one saved search.</w:t>
+            </w:r>
+          </w:p>
+          <w:p>
+            <w:pPr>
+              <w:spacing w:after="60"/>
+            </w:pPr>
+            <w:r>
+              <w:t>5. Frontend requests GET /api/comparisons/&lt;search_id&gt; and maps saved results back into the comparison display.</w:t>
             </w:r>
           </w:p>
         </w:tc>
@@ -11823,15 +12162,15 @@
               <w:spacing w:after="60"/>
             </w:pPr>
             <w:r>
-              <w:t>- If the shopper cancels, no request is sent.</w:t>
-            </w:r>
-          </w:p>
-          <w:p>
-            <w:pPr>
-              <w:spacing w:after="60"/>
-            </w:pPr>
-            <w:r>
-              <w:t>- If a non-staff user targets another user_id, backend returns HTTP 403.</w:t>
+              <w:t>- If history is empty, the frontend displays an empty state.</w:t>
+            </w:r>
+          </w:p>
+          <w:p>
+            <w:pPr>
+              <w:spacing w:after="60"/>
+            </w:pPr>
+            <w:r>
+              <w:t>- If the user is not authorized for a search ID, the backend returns HTTP 403.</w:t>
             </w:r>
           </w:p>
         </w:tc>
@@ -11859,7 +12198,7 @@
               <w:spacing w:after="60"/>
             </w:pPr>
             <w:r>
-              <w:t>The user's saved comparison history is removed.</w:t>
+              <w:t>The shopper can review previous results without re-scraping external stores.</w:t>
             </w:r>
           </w:p>
         </w:tc>
@@ -11887,7 +12226,7 @@
               <w:spacing w:after="60"/>
             </w:pPr>
             <w:r>
-              <w:t>FR-28, FR-29, NFR-D-01</w:t>
+              <w:t>FR-26, FR-27, FR-29</w:t>
             </w:r>
           </w:p>
         </w:tc>
@@ -11910,7 +12249,7 @@
         <w:rPr>
           <w:b/>
         </w:rPr>
-        <w:t>UC-08 Update Account Location</w:t>
+        <w:t>UC-08 Clear Search History</w:t>
       </w:r>
     </w:p>
     <w:tbl>
@@ -12017,7 +12356,7 @@
               <w:spacing w:after="60"/>
             </w:pPr>
             <w:r>
-              <w:t>The shopper is on the My Account page.</w:t>
+              <w:t>The shopper has saved comparison history.</w:t>
             </w:r>
           </w:p>
         </w:tc>
@@ -12045,7 +12384,7 @@
               <w:spacing w:after="60"/>
             </w:pPr>
             <w:r>
-              <w:t>The shopper selects inside Beirut or outside Beirut.</w:t>
+              <w:t>The shopper chooses Clear History and confirms.</w:t>
             </w:r>
           </w:p>
         </w:tc>
@@ -12073,31 +12412,39 @@
               <w:spacing w:after="60"/>
             </w:pPr>
             <w:r>
-              <w:t>1. Frontend optimistically updates the location selection.</w:t>
-            </w:r>
-          </w:p>
-          <w:p>
-            <w:pPr>
-              <w:spacing w:after="60"/>
-            </w:pPr>
-            <w:r>
-              <w:t>2. Frontend calls PATCH /api/auth/location.</w:t>
-            </w:r>
-          </w:p>
-          <w:p>
-            <w:pPr>
-              <w:spacing w:after="60"/>
-            </w:pPr>
-            <w:r>
-              <w:t>3. Backend updates auth_user.location.</w:t>
-            </w:r>
-          </w:p>
-          <w:p>
-            <w:pPr>
-              <w:spacing w:after="60"/>
-            </w:pPr>
-            <w:r>
-              <w:t>4. Frontend persists the updated user object and displays success.</w:t>
+              <w:t>1. Frontend shows a confirmation prompt.</w:t>
+            </w:r>
+          </w:p>
+          <w:p>
+            <w:pPr>
+              <w:spacing w:after="60"/>
+            </w:pPr>
+            <w:r>
+              <w:t>2. After confirmation, frontend calls DELETE /api/comparisons/history/clear.</w:t>
+            </w:r>
+          </w:p>
+          <w:p>
+            <w:pPr>
+              <w:spacing w:after="60"/>
+            </w:pPr>
+            <w:r>
+              <w:t>3. Backend authorizes the target user.</w:t>
+            </w:r>
+          </w:p>
+          <w:p>
+            <w:pPr>
+              <w:spacing w:after="60"/>
+            </w:pPr>
+            <w:r>
+              <w:t>4. Backend deletes the user's comparison searches and results.</w:t>
+            </w:r>
+          </w:p>
+          <w:p>
+            <w:pPr>
+              <w:spacing w:after="60"/>
+            </w:pPr>
+            <w:r>
+              <w:t>5. Frontend removes history from the current view.</w:t>
             </w:r>
           </w:p>
         </w:tc>
@@ -12125,7 +12472,15 @@
               <w:spacing w:after="60"/>
             </w:pPr>
             <w:r>
-              <w:t>- If the API call fails, the frontend restores the previous location and displays an error.</w:t>
+              <w:t>- If the shopper cancels, no request is sent.</w:t>
+            </w:r>
+          </w:p>
+          <w:p>
+            <w:pPr>
+              <w:spacing w:after="60"/>
+            </w:pPr>
+            <w:r>
+              <w:t>- If a non-staff user targets another user_id, backend returns HTTP 403.</w:t>
             </w:r>
           </w:p>
         </w:tc>
@@ -12153,7 +12508,7 @@
               <w:spacing w:after="60"/>
             </w:pPr>
             <w:r>
-              <w:t>Future requests can use the shopper's preferred delivery location.</w:t>
+              <w:t>The user's saved comparison history is removed.</w:t>
             </w:r>
           </w:p>
         </w:tc>
@@ -12181,7 +12536,7 @@
               <w:spacing w:after="60"/>
             </w:pPr>
             <w:r>
-              <w:t>FR-08, FR-18</w:t>
+              <w:t>FR-28, FR-29, NFR-D-01</w:t>
             </w:r>
           </w:p>
         </w:tc>
@@ -12204,7 +12559,7 @@
         <w:rPr>
           <w:b/>
         </w:rPr>
-        <w:t>UC-09 Change Password</w:t>
+        <w:t>UC-09 Update Account Location</w:t>
       </w:r>
     </w:p>
     <w:tbl>
@@ -12283,7 +12638,7 @@
               <w:spacing w:after="60"/>
             </w:pPr>
             <w:r>
-              <w:t>Authenticated password-account shopper</w:t>
+              <w:t>Authenticated Shopper</w:t>
             </w:r>
           </w:p>
         </w:tc>
@@ -12311,7 +12666,7 @@
               <w:spacing w:after="60"/>
             </w:pPr>
             <w:r>
-              <w:t>The shopper is not signed in through Google-only authentication.</w:t>
+              <w:t>The shopper is on the My Account page.</w:t>
             </w:r>
           </w:p>
         </w:tc>
@@ -12339,7 +12694,7 @@
               <w:spacing w:after="60"/>
             </w:pPr>
             <w:r>
-              <w:t>The shopper submits current password, new password, and confirmation.</w:t>
+              <w:t>The shopper selects inside Beirut or outside Beirut.</w:t>
             </w:r>
           </w:p>
         </w:tc>
@@ -12367,39 +12722,31 @@
               <w:spacing w:after="60"/>
             </w:pPr>
             <w:r>
-              <w:t>1. Frontend validates required fields, minimum length, confirmation match, and difference from old password.</w:t>
-            </w:r>
-          </w:p>
-          <w:p>
-            <w:pPr>
-              <w:spacing w:after="60"/>
-            </w:pPr>
-            <w:r>
-              <w:t>2. Frontend calls POST /api/auth/password.</w:t>
-            </w:r>
-          </w:p>
-          <w:p>
-            <w:pPr>
-              <w:spacing w:after="60"/>
-            </w:pPr>
-            <w:r>
-              <w:t>3. Backend validates old password and password policy.</w:t>
-            </w:r>
-          </w:p>
-          <w:p>
-            <w:pPr>
-              <w:spacing w:after="60"/>
-            </w:pPr>
-            <w:r>
-              <w:t>4. Backend saves the new password and returns success.</w:t>
-            </w:r>
-          </w:p>
-          <w:p>
-            <w:pPr>
-              <w:spacing w:after="60"/>
-            </w:pPr>
-            <w:r>
-              <w:t>5. Frontend clears the form and displays success.</w:t>
+              <w:t>1. Frontend optimistically updates the location selection.</w:t>
+            </w:r>
+          </w:p>
+          <w:p>
+            <w:pPr>
+              <w:spacing w:after="60"/>
+            </w:pPr>
+            <w:r>
+              <w:t>2. Frontend calls PATCH /api/auth/location.</w:t>
+            </w:r>
+          </w:p>
+          <w:p>
+            <w:pPr>
+              <w:spacing w:after="60"/>
+            </w:pPr>
+            <w:r>
+              <w:t>3. Backend updates auth_user.location.</w:t>
+            </w:r>
+          </w:p>
+          <w:p>
+            <w:pPr>
+              <w:spacing w:after="60"/>
+            </w:pPr>
+            <w:r>
+              <w:t>4. Frontend persists the updated user object and displays success.</w:t>
             </w:r>
           </w:p>
         </w:tc>
@@ -12427,15 +12774,7 @@
               <w:spacing w:after="60"/>
             </w:pPr>
             <w:r>
-              <w:t>- If old password is wrong, backend returns an error.</w:t>
-            </w:r>
-          </w:p>
-          <w:p>
-            <w:pPr>
-              <w:spacing w:after="60"/>
-            </w:pPr>
-            <w:r>
-              <w:t>- If the account is Google-authenticated, the password form is hidden.</w:t>
+              <w:t>- If the API call fails, the frontend restores the previous location and displays an error.</w:t>
             </w:r>
           </w:p>
         </w:tc>
@@ -12463,7 +12802,7 @@
               <w:spacing w:after="60"/>
             </w:pPr>
             <w:r>
-              <w:t>The user's password credential is updated.</w:t>
+              <w:t>Future requests can use the shopper's preferred delivery location.</w:t>
             </w:r>
           </w:p>
         </w:tc>
@@ -12491,7 +12830,7 @@
               <w:spacing w:after="60"/>
             </w:pPr>
             <w:r>
-              <w:t>FR-09, NFR-S-01</w:t>
+              <w:t>FR-08, FR-18</w:t>
             </w:r>
           </w:p>
         </w:tc>
@@ -12514,7 +12853,7 @@
         <w:rPr>
           <w:b/>
         </w:rPr>
-        <w:t>UC-10 Use Source Diagnostic Endpoint</w:t>
+        <w:t>UC-10 Change Password</w:t>
       </w:r>
     </w:p>
     <w:tbl>
@@ -12593,6 +12932,316 @@
               <w:spacing w:after="60"/>
             </w:pPr>
             <w:r>
+              <w:t>Authenticated password-account shopper</w:t>
+            </w:r>
+          </w:p>
+        </w:tc>
+      </w:tr>
+      <w:tr>
+        <w:tc>
+          <w:tcPr>
+            <w:tcW w:w="2300" w:type="dxa"/>
+          </w:tcPr>
+          <w:p>
+            <w:pPr>
+              <w:spacing w:after="60"/>
+            </w:pPr>
+            <w:r>
+              <w:t>Preconditions</w:t>
+            </w:r>
+          </w:p>
+        </w:tc>
+        <w:tc>
+          <w:tcPr>
+            <w:tcW w:w="6700" w:type="dxa"/>
+          </w:tcPr>
+          <w:p>
+            <w:pPr>
+              <w:spacing w:after="60"/>
+            </w:pPr>
+            <w:r>
+              <w:t>The shopper is not signed in through Google-only authentication.</w:t>
+            </w:r>
+          </w:p>
+        </w:tc>
+      </w:tr>
+      <w:tr>
+        <w:tc>
+          <w:tcPr>
+            <w:tcW w:w="2300" w:type="dxa"/>
+          </w:tcPr>
+          <w:p>
+            <w:pPr>
+              <w:spacing w:after="60"/>
+            </w:pPr>
+            <w:r>
+              <w:t>Trigger</w:t>
+            </w:r>
+          </w:p>
+        </w:tc>
+        <w:tc>
+          <w:tcPr>
+            <w:tcW w:w="6700" w:type="dxa"/>
+          </w:tcPr>
+          <w:p>
+            <w:pPr>
+              <w:spacing w:after="60"/>
+            </w:pPr>
+            <w:r>
+              <w:t>The shopper submits current password, new password, and confirmation.</w:t>
+            </w:r>
+          </w:p>
+        </w:tc>
+      </w:tr>
+      <w:tr>
+        <w:tc>
+          <w:tcPr>
+            <w:tcW w:w="2300" w:type="dxa"/>
+          </w:tcPr>
+          <w:p>
+            <w:pPr>
+              <w:spacing w:after="60"/>
+            </w:pPr>
+            <w:r>
+              <w:t>Main Success Scenario</w:t>
+            </w:r>
+          </w:p>
+        </w:tc>
+        <w:tc>
+          <w:tcPr>
+            <w:tcW w:w="6700" w:type="dxa"/>
+          </w:tcPr>
+          <w:p>
+            <w:pPr>
+              <w:spacing w:after="60"/>
+            </w:pPr>
+            <w:r>
+              <w:t>1. Frontend validates required fields, minimum length, confirmation match, and difference from old password.</w:t>
+            </w:r>
+          </w:p>
+          <w:p>
+            <w:pPr>
+              <w:spacing w:after="60"/>
+            </w:pPr>
+            <w:r>
+              <w:t>2. Frontend calls POST /api/auth/password.</w:t>
+            </w:r>
+          </w:p>
+          <w:p>
+            <w:pPr>
+              <w:spacing w:after="60"/>
+            </w:pPr>
+            <w:r>
+              <w:t>3. Backend validates old password and password policy.</w:t>
+            </w:r>
+          </w:p>
+          <w:p>
+            <w:pPr>
+              <w:spacing w:after="60"/>
+            </w:pPr>
+            <w:r>
+              <w:t>4. Backend saves the new password and returns success.</w:t>
+            </w:r>
+          </w:p>
+          <w:p>
+            <w:pPr>
+              <w:spacing w:after="60"/>
+            </w:pPr>
+            <w:r>
+              <w:t>5. Frontend clears the form and displays success.</w:t>
+            </w:r>
+          </w:p>
+        </w:tc>
+      </w:tr>
+      <w:tr>
+        <w:tc>
+          <w:tcPr>
+            <w:tcW w:w="2300" w:type="dxa"/>
+          </w:tcPr>
+          <w:p>
+            <w:pPr>
+              <w:spacing w:after="60"/>
+            </w:pPr>
+            <w:r>
+              <w:t>Alternate / Exception Flows</w:t>
+            </w:r>
+          </w:p>
+        </w:tc>
+        <w:tc>
+          <w:tcPr>
+            <w:tcW w:w="6700" w:type="dxa"/>
+          </w:tcPr>
+          <w:p>
+            <w:pPr>
+              <w:spacing w:after="60"/>
+            </w:pPr>
+            <w:r>
+              <w:t>- If old password is wrong, backend returns an error.</w:t>
+            </w:r>
+          </w:p>
+          <w:p>
+            <w:pPr>
+              <w:spacing w:after="60"/>
+            </w:pPr>
+            <w:r>
+              <w:t>- If the account is Google-authenticated, the password form is hidden.</w:t>
+            </w:r>
+          </w:p>
+        </w:tc>
+      </w:tr>
+      <w:tr>
+        <w:tc>
+          <w:tcPr>
+            <w:tcW w:w="2300" w:type="dxa"/>
+          </w:tcPr>
+          <w:p>
+            <w:pPr>
+              <w:spacing w:after="60"/>
+            </w:pPr>
+            <w:r>
+              <w:t>Postconditions</w:t>
+            </w:r>
+          </w:p>
+        </w:tc>
+        <w:tc>
+          <w:tcPr>
+            <w:tcW w:w="6700" w:type="dxa"/>
+          </w:tcPr>
+          <w:p>
+            <w:pPr>
+              <w:spacing w:after="60"/>
+            </w:pPr>
+            <w:r>
+              <w:t>The user's password credential is updated.</w:t>
+            </w:r>
+          </w:p>
+        </w:tc>
+      </w:tr>
+      <w:tr>
+        <w:tc>
+          <w:tcPr>
+            <w:tcW w:w="2300" w:type="dxa"/>
+          </w:tcPr>
+          <w:p>
+            <w:pPr>
+              <w:spacing w:after="60"/>
+            </w:pPr>
+            <w:r>
+              <w:t>Related Requirements</w:t>
+            </w:r>
+          </w:p>
+        </w:tc>
+        <w:tc>
+          <w:tcPr>
+            <w:tcW w:w="6700" w:type="dxa"/>
+          </w:tcPr>
+          <w:p>
+            <w:pPr>
+              <w:spacing w:after="60"/>
+            </w:pPr>
+            <w:r>
+              <w:t>FR-09, NFR-S-01</w:t>
+            </w:r>
+          </w:p>
+        </w:tc>
+      </w:tr>
+    </w:tbl>
+    <w:p>
+      <w:pPr>
+        <w:spacing w:after="120"/>
+      </w:pPr>
+      <w:r>
+        <w:t/>
+      </w:r>
+    </w:p>
+    <w:p>
+      <w:pPr>
+        <w:pStyle w:val="Heading2"/>
+        <w:spacing w:after="180"/>
+      </w:pPr>
+      <w:r>
+        <w:rPr>
+          <w:b/>
+        </w:rPr>
+        <w:t>UC-11 Use Source Diagnostic Endpoint</w:t>
+      </w:r>
+    </w:p>
+    <w:tbl>
+      <w:tblPr>
+        <w:tblStyle w:val="TableGrid"/>
+        <w:tblW w:w="0" w:type="auto"/>
+        <w:tblBorders>
+          <w:top w:val="single" w:sz="4" w:space="0" w:color="BFBFBF"/>
+          <w:left w:val="single" w:sz="4" w:space="0" w:color="BFBFBF"/>
+          <w:bottom w:val="single" w:sz="4" w:space="0" w:color="BFBFBF"/>
+          <w:right w:val="single" w:sz="4" w:space="0" w:color="BFBFBF"/>
+          <w:insideH w:val="single" w:sz="4" w:space="0" w:color="BFBFBF"/>
+          <w:insideV w:val="single" w:sz="4" w:space="0" w:color="BFBFBF"/>
+        </w:tblBorders>
+      </w:tblPr>
+      <w:tblGrid>
+        <w:gridCol w:w="2300"/>
+        <w:gridCol w:w="6700"/>
+      </w:tblGrid>
+      <w:tr>
+        <w:tc>
+          <w:tcPr>
+            <w:tcW w:w="2300" w:type="dxa"/>
+            <w:shd w:val="clear" w:color="auto" w:fill="D9EAF7"/>
+          </w:tcPr>
+          <w:p>
+            <w:pPr>
+              <w:spacing w:after="60"/>
+            </w:pPr>
+            <w:r>
+              <w:rPr>
+                <w:b/>
+              </w:rPr>
+              <w:t>Field</w:t>
+            </w:r>
+          </w:p>
+        </w:tc>
+        <w:tc>
+          <w:tcPr>
+            <w:tcW w:w="6700" w:type="dxa"/>
+            <w:shd w:val="clear" w:color="auto" w:fill="D9EAF7"/>
+          </w:tcPr>
+          <w:p>
+            <w:pPr>
+              <w:spacing w:after="60"/>
+            </w:pPr>
+            <w:r>
+              <w:rPr>
+                <w:b/>
+              </w:rPr>
+              <w:t>Description</w:t>
+            </w:r>
+          </w:p>
+        </w:tc>
+      </w:tr>
+      <w:tr>
+        <w:tc>
+          <w:tcPr>
+            <w:tcW w:w="2300" w:type="dxa"/>
+          </w:tcPr>
+          <w:p>
+            <w:pPr>
+              <w:spacing w:after="60"/>
+            </w:pPr>
+            <w:r>
+              <w:t>Actors</w:t>
+            </w:r>
+          </w:p>
+        </w:tc>
+        <w:tc>
+          <w:tcPr>
+            <w:tcW w:w="6700" w:type="dxa"/>
+          </w:tcPr>
+          <w:p>
+            <w:pPr>
+              <w:spacing w:after="60"/>
+            </w:pPr>
+            <w:r>
               <w:t>Developer / Maintainer</w:t>
             </w:r>
           </w:p>
@@ -12621,7 +13270,7 @@
               <w:spacing w:after="60"/>
             </w:pPr>
             <w:r>
-              <w:t>Backend is running and a source key is known.</w:t>
+              <w:t>Backend is running, the maintainer is authenticated, and a source key is known.</w:t>
             </w:r>
           </w:p>
         </w:tc>
@@ -12677,7 +13326,7 @@
               <w:spacing w:after="60"/>
             </w:pPr>
             <w:r>
-              <w:t>1. Developer posts a query to /api/search/&lt;source_key&gt; or /api/search-with-details/&lt;source_key&gt;.</w:t>
+              <w:t>1. Developer posts a query to /api/search/&lt;source_key&gt; or /api/search-with-details/&lt;source_key&gt; with a valid JWT bearer token.</w:t>
             </w:r>
           </w:p>
           <w:p>
@@ -12729,6 +13378,14 @@
               <w:spacing w:after="60"/>
             </w:pPr>
             <w:r>
+              <w:t>- Missing or invalid authentication returns an authentication error.</w:t>
+            </w:r>
+          </w:p>
+          <w:p>
+            <w:pPr>
+              <w:spacing w:after="60"/>
+            </w:pPr>
+            <w:r>
               <w:t>- Unknown source keys return HTTP 404.</w:t>
             </w:r>
           </w:p>
@@ -12793,7 +13450,7 @@
               <w:spacing w:after="60"/>
             </w:pPr>
             <w:r>
-              <w:t>FR-30</w:t>
+              <w:t>FR-31</w:t>
             </w:r>
           </w:p>
         </w:tc>
@@ -13998,6 +14655,60 @@
               <w:spacing w:after="60"/>
             </w:pPr>
             <w:r>
+              <w:t>TrendingSearch.query</w:t>
+            </w:r>
+          </w:p>
+        </w:tc>
+        <w:tc>
+          <w:tcPr>
+            <w:tcW w:w="1500" w:type="dxa"/>
+          </w:tcPr>
+          <w:p>
+            <w:pPr>
+              <w:spacing w:after="60"/>
+            </w:pPr>
+            <w:r>
+              <w:t>derived string</w:t>
+            </w:r>
+          </w:p>
+        </w:tc>
+        <w:tc>
+          <w:tcPr>
+            <w:tcW w:w="2400" w:type="dxa"/>
+          </w:tcPr>
+          <w:p>
+            <w:pPr>
+              <w:spacing w:after="60"/>
+            </w:pPr>
+            <w:r>
+              <w:t>comparisons.get_trending_searches</w:t>
+            </w:r>
+          </w:p>
+        </w:tc>
+        <w:tc>
+          <w:tcPr>
+            <w:tcW w:w="3800" w:type="dxa"/>
+          </w:tcPr>
+          <w:p>
+            <w:pPr>
+              <w:spacing w:after="60"/>
+            </w:pPr>
+            <w:r>
+              <w:t>Trimmed lowercase query derived from ComparisonSearch.query for case-insensitive trending counts.</w:t>
+            </w:r>
+          </w:p>
+        </w:tc>
+      </w:tr>
+      <w:tr>
+        <w:tc>
+          <w:tcPr>
+            <w:tcW w:w="2300" w:type="dxa"/>
+          </w:tcPr>
+          <w:p>
+            <w:pPr>
+              <w:spacing w:after="60"/>
+            </w:pPr>
+            <w:r>
               <w:t>ComparisonResult.source</w:t>
             </w:r>
           </w:p>
@@ -14782,7 +15493,7 @@
               <w:spacing w:after="60"/>
             </w:pPr>
             <w:r>
-              <w:t>UC-08, UC-09</w:t>
+              <w:t>UC-09, UC-10</w:t>
             </w:r>
           </w:p>
         </w:tc>
@@ -14890,7 +15601,7 @@
               <w:spacing w:after="60"/>
             </w:pPr>
             <w:r>
-              <w:t>UC-05</w:t>
+              <w:t>UC-06</w:t>
             </w:r>
           </w:p>
         </w:tc>
@@ -14918,7 +15629,7 @@
               <w:spacing w:after="60"/>
             </w:pPr>
             <w:r>
-              <w:t>History</w:t>
+              <w:t>History and trending</w:t>
             </w:r>
           </w:p>
         </w:tc>
@@ -14931,7 +15642,7 @@
               <w:spacing w:after="60"/>
             </w:pPr>
             <w:r>
-              <w:t>FR-25 to FR-29</w:t>
+              <w:t>FR-25 to FR-30</w:t>
             </w:r>
           </w:p>
         </w:tc>
@@ -14944,7 +15655,7 @@
               <w:spacing w:after="60"/>
             </w:pPr>
             <w:r>
-              <w:t>UC-06, UC-07</w:t>
+              <w:t>UC-05, UC-07, UC-08</w:t>
             </w:r>
           </w:p>
         </w:tc>
@@ -14957,7 +15668,7 @@
               <w:spacing w:after="60"/>
             </w:pPr>
             <w:r>
-              <w:t>ComparisonSearch/Result models, historyService, SearchHistory</w:t>
+              <w:t>ComparisonSearch/Result models, comparison views, historyService, ProductService, Home, SearchHistory</w:t>
             </w:r>
           </w:p>
         </w:tc>
@@ -14985,7 +15696,7 @@
               <w:spacing w:after="60"/>
             </w:pPr>
             <w:r>
-              <w:t>FR-30</w:t>
+              <w:t>FR-31</w:t>
             </w:r>
           </w:p>
         </w:tc>
@@ -14998,7 +15709,7 @@
               <w:spacing w:after="60"/>
             </w:pPr>
             <w:r>
-              <w:t>UC-10</w:t>
+              <w:t>UC-11</w:t>
             </w:r>
           </w:p>
         </w:tc>
@@ -15570,7 +16281,7 @@
           <w:szCs w:val="18"/>
           <w:rFonts w:ascii="Courier New" w:hAnsi="Courier New" w:cs="Courier New"/>
         </w:rPr>
-        <w:t xml:space="preserve">    "sites_checked": 11,</w:t>
+        <w:t xml:space="preserve">    "sites_checked": 12,</w:t>
       </w:r>
     </w:p>
     <w:p>
@@ -15687,7 +16398,7 @@
         <w:spacing w:after="80"/>
       </w:pPr>
       <w:r>
-        <w:t>- Before production, remove development fallback API keys and secrets from code and Docker files, then inject them through secure environment variables.</w:t>
+        <w:t>- Before production, provide real environment variables for Django secret key, Gemini, Google OAuth, database credentials, allowed hosts, frontend URLs, and any source API tokens.</w:t>
       </w:r>
     </w:p>
     <w:p>
@@ -15723,7 +16434,7 @@
         <w:spacing w:after="80"/>
       </w:pPr>
       <w:r>
-        <w:t>- Decide whether comparison requests should always include the user's saved location from the account profile or continue to accept request-level location overrides.</w:t>
+        <w:t>- The frontend sends the user's saved delivery location with compare-all requests; backend clients that omit it still receive the outside Beirut default.</w:t>
       </w:r>
     </w:p>
     <w:p>
